--- a/state-vignettes/north_carolina_highway_report.docx
+++ b/state-vignettes/north_carolina_highway_report.docx
@@ -10,12 +10,12 @@
         <w:rPr>
           <w:color w:val="FF5500"/>
         </w:rPr>
-        <w:t>North Carolina Ranks 4th in the Nation in Highway Performance and Cost-Effectiveness</w:t>
+        <w:t>North Carolina Ranks 6th in the Nation in Highway Performance and Cost-Effectiveness</w:t>
       </w:r>
     </w:p>
     <w:p>
       <w:r>
-        <w:t>North Carolina’s highway system ranks 4th in the nation in overall cost-effectiveness and condition.</w:t>
+        <w:t>North Carolina’s highway system ranks 6th in the nation in overall cost-effectiveness and condition.</w:t>
       </w:r>
     </w:p>
     <w:p>
@@ -25,42 +25,42 @@
     </w:p>
     <w:p>
       <w:r>
-        <w:t>In safety and condition categories, North Carolina’s highways rank 23rd in urban Interstate pavement condition, 20th in rural Interstate pavement condition, 14th in urban arterial pavement condition, 20th in rural arterial pavement condition, 33rd in structurally deficient bridges, 16th in urban fatality rate, and 31st in rural fatality rate.</w:t>
+        <w:t>In safety and condition categories, North Carolina’s highways rank 19th in urban Interstate pavement condition, 22nd in rural Interstate pavement condition, 12th in urban arterial pavement condition, 18th in rural arterial pavement condition, 31st in structurally deficient bridges, 22nd in urban fatality rate, and 32nd in rural fatality rate.</w:t>
       </w:r>
     </w:p>
     <w:p>
       <w:r>
-        <w:t>North Carolina ranks 30th out of the 50 states in traffic congestion, and its drivers spend 24.31 hours a year stuck in traffic congestion.</w:t>
+        <w:t>North Carolina ranks 32nd out of the 50 states in traffic congestion, and its drivers spend 25.62 hours a year stuck in traffic congestion.</w:t>
       </w:r>
     </w:p>
     <w:p>
       <w:r>
-        <w:t>In spending and cost-effectiveness, North Carolina ranks 8th in capital and bridge disbursements, which are the costs of building new roads and bridges and widening existing ones. North Carolina ranks 7th in maintenance spending, such as the costs of repaving roads and filling in potholes. North Carolina’s administrative disbursements, including office spending that doesn’t make its way to roads, rank 3rd nationwide.</w:t>
+        <w:t>In spending and cost-effectiveness, North Carolina ranks 3rd in capital and bridge disbursements, which are the costs of building new roads and bridges and widening existing ones. North Carolina ranks 17th in maintenance spending, such as the costs of repaving roads and filling in potholes. North Carolina’s administrative disbursements, including office spending that doesn’t make its way to roads, rank 6th nationwide.</w:t>
       </w:r>
     </w:p>
     <w:p>
       <w:r>
-        <w:t>Compared to last year, North Carolina has the following notable changes in rankings: Other Fatality Rate improved by 6 points, from 39 to 33; Rural Other Principal Arterial Pavement Condition worsened by 5 points, from 15 to 20; Rural Fatality Rate improved by 8 points, from 39 to 31; Urbanized Area Congestion worsened by 9 points, from 21 to 30; Urban Fatality Rate worsened by 7 points, from 9 to 16; Urban Interstate Pavement Condition worsened by 6 points, from 17 to 23; Other Disbursements worsened by 6 points, from 3 to 9.</w:t>
+        <w:t>Compared to last year, North Carolina has the following notable changes in rankings: Capital &amp; Bridge Disbursements improved by 5 points, from 8 to 3; Maintenance Disbursements worsened by 10 points, from 7 to 17; Urban Fatality Rate worsened by 6 points, from 16 to 22.</w:t>
       </w:r>
     </w:p>
     <w:p>
       <w:r>
-        <w:t>Compared to neighboring and nearby states, North Carolina’s overall highway performance is worse than Georgia (2nd), Virginia (1st), and South Carolina (3rd); better than Tennessee (12th).</w:t>
+        <w:t>Compared to neighboring and nearby states, North Carolina’s overall highway performance is worse than Georgia (4th); better than Tennessee (16th), Virginia (8th), and South Carolina (7th).</w:t>
       </w:r>
     </w:p>
     <w:p>
       <w:r>
-        <w:t>Comparing its overall performance to similarly populated states, North Carolina ranks worse than Georgia (2nd); better than Michigan (23rd).</w:t>
+        <w:t>Comparing its overall performance to similarly populated states, North Carolina ranks worse than Georgia (4th); better than Michigan (19th).</w:t>
       </w:r>
     </w:p>
     <w:p>
       <w:r>
-        <w:t>North Carolina’s highway system ranks 4th out of 50 states overall this year, compared to 1st last year.</w:t>
+        <w:t>North Carolina’s highway system ranks 6th out of 50 states overall this year, compared to 4th last year.</w:t>
       </w:r>
     </w:p>
     <w:p>
       <w:r>
-        <w:t>“North Carolina should focus on reducing Other Fatality Rate and Structurally Deficient Bridges, its two weakest metrics,” said Baruch Feigenbaum, lead author of the 28th Annual Highway Report and senior managing director of transportation policy at Reason Foundation.</w:t>
+        <w:t>“North Carolina should focus on reducing Urbanized Area Congestion and Rural Fatality Rate, its two weakest metrics,” said Baruch Feigenbaum, lead author of the 30th Annual Highway Report and senior managing director of transportation policy at Reason Foundation.</w:t>
       </w:r>
     </w:p>
     <w:p>
@@ -70,7 +70,7 @@
           <w:color w:val="FF5500"/>
           <w:sz w:val="28"/>
         </w:rPr>
-        <w:t>NORTH CAROLINA’S RANKINGS IN THE 29TH ANNUAL HIGHWAY REPORT</w:t>
+        <w:t>NORTH CAROLINA’S RANKINGS IN THE 30TH ANNUAL HIGHWAY REPORT</w:t>
       </w:r>
     </w:p>
     <w:tbl>
@@ -148,7 +148,7 @@
               <w:rPr>
                 <w:sz w:val="20"/>
               </w:rPr>
-              <w:t>4</w:t>
+              <w:t>6</w:t>
             </w:r>
           </w:p>
         </w:tc>
@@ -179,7 +179,7 @@
               <w:rPr>
                 <w:sz w:val="20"/>
               </w:rPr>
-              <w:t>8</w:t>
+              <w:t>3</w:t>
             </w:r>
           </w:p>
         </w:tc>
@@ -212,7 +212,7 @@
               <w:rPr>
                 <w:sz w:val="20"/>
               </w:rPr>
-              <w:t>7</w:t>
+              <w:t>17</w:t>
             </w:r>
           </w:p>
         </w:tc>
@@ -243,7 +243,7 @@
               <w:rPr>
                 <w:sz w:val="20"/>
               </w:rPr>
-              <w:t>3</w:t>
+              <w:t>6</w:t>
             </w:r>
           </w:p>
         </w:tc>
@@ -276,7 +276,7 @@
               <w:rPr>
                 <w:sz w:val="20"/>
               </w:rPr>
-              <w:t>9</w:t>
+              <w:t>12</w:t>
             </w:r>
           </w:p>
         </w:tc>
@@ -307,7 +307,7 @@
               <w:rPr>
                 <w:sz w:val="20"/>
               </w:rPr>
-              <w:t>20</w:t>
+              <w:t>22</w:t>
             </w:r>
           </w:p>
         </w:tc>
@@ -340,7 +340,7 @@
               <w:rPr>
                 <w:sz w:val="20"/>
               </w:rPr>
-              <w:t>20</w:t>
+              <w:t>18</w:t>
             </w:r>
           </w:p>
         </w:tc>
@@ -371,7 +371,7 @@
               <w:rPr>
                 <w:sz w:val="20"/>
               </w:rPr>
-              <w:t>23</w:t>
+              <w:t>19</w:t>
             </w:r>
           </w:p>
         </w:tc>
@@ -404,7 +404,7 @@
               <w:rPr>
                 <w:sz w:val="20"/>
               </w:rPr>
-              <w:t>14</w:t>
+              <w:t>12</w:t>
             </w:r>
           </w:p>
         </w:tc>
@@ -435,7 +435,7 @@
               <w:rPr>
                 <w:sz w:val="20"/>
               </w:rPr>
-              <w:t>30</w:t>
+              <w:t>32</w:t>
             </w:r>
           </w:p>
         </w:tc>
@@ -468,7 +468,7 @@
               <w:rPr>
                 <w:sz w:val="20"/>
               </w:rPr>
-              <w:t>33</w:t>
+              <w:t>31</w:t>
             </w:r>
           </w:p>
         </w:tc>
@@ -499,7 +499,7 @@
               <w:rPr>
                 <w:sz w:val="20"/>
               </w:rPr>
-              <w:t>31</w:t>
+              <w:t>32</w:t>
             </w:r>
           </w:p>
         </w:tc>
@@ -532,7 +532,7 @@
               <w:rPr>
                 <w:sz w:val="20"/>
               </w:rPr>
-              <w:t>16</w:t>
+              <w:t>22</w:t>
             </w:r>
           </w:p>
         </w:tc>
@@ -563,7 +563,7 @@
               <w:rPr>
                 <w:sz w:val="20"/>
               </w:rPr>
-              <w:t>33</w:t>
+              <w:t>30</w:t>
             </w:r>
           </w:p>
         </w:tc>
@@ -572,12 +572,12 @@
     <w:p>
       <w:r>
         <w:br/>
-        <w:t>Reason Foundation’s 29th Annual Highway Report measures the condition and cost- effectiveness of state-controlled highways in 13 categories, including pavement and bridge conditions, traffic fatalities, and spending. In the performance categories, ranking first implies the state has the best or lowest fatality rate and its road pavement is in the best condition. A ranking of 50th in performance categories means the state has the worst fatality rates or pavement conditions. In simplified terms, in the cost-effectiveness categories, a rank of 50 means the state spends more money, and a first-place ranking means the state spends less money than other states in that category.</w:t>
+        <w:t>Reason Foundation’s 30th Annual Highway Report measures the condition and cost-effectiveness of state-controlled highways in 13 categories, including pavement and bridge conditions, traffic fatalities, and spending. In the performance categories, ranking first implies the state has the best or lowest fatality rate and its road pavement is in the best condition. A ranking of 50th in performance categories means the state has the worst fatality rates or pavement conditions. In simplified terms, in the cost-effectiveness categories, a rank of 50 means the state spends more money, and a first-place ranking means the state spends less money than other states in that category.</w:t>
       </w:r>
     </w:p>
     <w:p>
       <w:r>
-        <w:t>The report’s data are primarily information each state directly reported to the Federal Highway Administration for 2023. Better Roads and Bridges provides the deficient bridge data, and INRIX.com provides the traffic congestion data.</w:t>
+        <w:t>The report’s data are primarily information each state directly reported to the Federal Highway Administration for 2024. Better Roads and Bridges provides the deficient bridge data, and INRIX.com provides the traffic congestion data.</w:t>
       </w:r>
     </w:p>
     <w:sectPr>
